--- a/Индивидуальный проект Дашки/Индивидуальный_проект_Власова_Д_А_.docx
+++ b/Индивидуальный проект Дашки/Индивидуальный_проект_Власова_Д_А_.docx
@@ -1,6 +1,6 @@
 
 <file path=word/document.xml><?xml version="1.0" encoding="utf-8"?>
-<w:document xmlns:wpc="http://schemas.microsoft.com/office/word/2010/wordprocessingCanvas" xmlns:cx="http://schemas.microsoft.com/office/drawing/2014/chartex" xmlns:cx1="http://schemas.microsoft.com/office/drawing/2015/9/8/chartex" xmlns:cx2="http://schemas.microsoft.com/office/drawing/2015/10/21/chartex" xmlns:cx3="http://schemas.microsoft.com/office/drawing/2016/5/9/chartex" xmlns:cx4="http://schemas.microsoft.com/office/drawing/2016/5/10/chartex" xmlns:cx5="http://schemas.microsoft.com/office/drawing/2016/5/11/chartex" xmlns:cx6="http://schemas.microsoft.com/office/drawing/2016/5/12/chartex" xmlns:cx7="http://schemas.microsoft.com/office/drawing/2016/5/13/chartex" xmlns:cx8="http://schemas.microsoft.com/office/drawing/2016/5/14/chartex" xmlns:mc="http://schemas.openxmlformats.org/markup-compatibility/2006" xmlns:aink="http://schemas.microsoft.com/office/drawing/2016/ink" xmlns:am3d="http://schemas.microsoft.com/office/drawing/2017/model3d" xmlns:o="urn:schemas-microsoft-com:office:office" xmlns:oel="http://schemas.microsoft.com/office/2019/extlst" xmlns:r="http://schemas.openxmlformats.org/officeDocument/2006/relationships" xmlns:m="http://schemas.openxmlformats.org/officeDocument/2006/math" xmlns:v="urn:schemas-microsoft-com:vml" xmlns:wp14="http://schemas.microsoft.com/office/word/2010/wordprocessingDrawing" xmlns:wp="http://schemas.openxmlformats.org/drawingml/2006/wordprocessingDrawing" xmlns:w10="urn:schemas-microsoft-com:office:word" xmlns:w="http://schemas.openxmlformats.org/wordprocessingml/2006/main" xmlns:w14="http://schemas.microsoft.com/office/word/2010/wordml" xmlns:w15="http://schemas.microsoft.com/office/word/2012/wordml" xmlns:w16cex="http://schemas.microsoft.com/office/word/2018/wordml/cex" xmlns:w16cid="http://schemas.microsoft.com/office/word/2016/wordml/cid" xmlns:w16="http://schemas.microsoft.com/office/word/2018/wordml" xmlns:w16du="http://schemas.microsoft.com/office/word/2023/wordml/word16du" xmlns:w16sdtdh="http://schemas.microsoft.com/office/word/2020/wordml/sdtdatahash" xmlns:w16sdtfl="http://schemas.microsoft.com/office/word/2024/wordml/sdtformatlock" xmlns:w16se="http://schemas.microsoft.com/office/word/2015/wordml/symex" xmlns:wpg="http://schemas.microsoft.com/office/word/2010/wordprocessingGroup" xmlns:wpi="http://schemas.microsoft.com/office/word/2010/wordprocessingInk" xmlns:wne="http://schemas.microsoft.com/office/word/2006/wordml" xmlns:wps="http://schemas.microsoft.com/office/word/2010/wordprocessingShape" mc:Ignorable="w14 w15 w16se w16cid w16 w16cex w16sdtdh w16sdtfl w16du wp14">
+<w:document xmlns:wpc="http://schemas.microsoft.com/office/word/2010/wordprocessingCanvas" xmlns:cx="http://schemas.microsoft.com/office/drawing/2014/chartex" xmlns:cx1="http://schemas.microsoft.com/office/drawing/2015/9/8/chartex" xmlns:cx2="http://schemas.microsoft.com/office/drawing/2015/10/21/chartex" xmlns:cx3="http://schemas.microsoft.com/office/drawing/2016/5/9/chartex" xmlns:cx4="http://schemas.microsoft.com/office/drawing/2016/5/10/chartex" xmlns:cx5="http://schemas.microsoft.com/office/drawing/2016/5/11/chartex" xmlns:cx6="http://schemas.microsoft.com/office/drawing/2016/5/12/chartex" xmlns:cx7="http://schemas.microsoft.com/office/drawing/2016/5/13/chartex" xmlns:cx8="http://schemas.microsoft.com/office/drawing/2016/5/14/chartex" xmlns:mc="http://schemas.openxmlformats.org/markup-compatibility/2006" xmlns:aink="http://schemas.microsoft.com/office/drawing/2016/ink" xmlns:am3d="http://schemas.microsoft.com/office/drawing/2017/model3d" xmlns:o="urn:schemas-microsoft-com:office:office" xmlns:oel="http://schemas.microsoft.com/office/2019/extlst" xmlns:r="http://schemas.openxmlformats.org/officeDocument/2006/relationships" xmlns:m="http://schemas.openxmlformats.org/officeDocument/2006/math" xmlns:v="urn:schemas-microsoft-com:vml" xmlns:wp14="http://schemas.microsoft.com/office/word/2010/wordprocessingDrawing" xmlns:wp="http://schemas.openxmlformats.org/drawingml/2006/wordprocessingDrawing" xmlns:w10="urn:schemas-microsoft-com:office:word" xmlns:w="http://schemas.openxmlformats.org/wordprocessingml/2006/main" xmlns:w14="http://schemas.microsoft.com/office/word/2010/wordml" xmlns:w15="http://schemas.microsoft.com/office/word/2012/wordml" xmlns:w16cex="http://schemas.microsoft.com/office/word/2018/wordml/cex" xmlns:w16cid="http://schemas.microsoft.com/office/word/2016/wordml/cid" xmlns:w16="http://schemas.microsoft.com/office/word/2018/wordml" xmlns:w16du="http://schemas.microsoft.com/office/word/2023/wordml/word16du" xmlns:w16sdtdh="http://schemas.microsoft.com/office/word/2020/wordml/sdtdatahash" xmlns:w16se="http://schemas.microsoft.com/office/word/2015/wordml/symex" xmlns:wpg="http://schemas.microsoft.com/office/word/2010/wordprocessingGroup" xmlns:wpi="http://schemas.microsoft.com/office/word/2010/wordprocessingInk" xmlns:wne="http://schemas.microsoft.com/office/word/2006/wordml" xmlns:wps="http://schemas.microsoft.com/office/word/2010/wordprocessingShape" mc:Ignorable="w14 w15 w16se w16cid w16 w16cex w16sdtdh wp14">
   <w:body>
     <w:p>
       <w:pPr>
@@ -125,9 +125,17 @@
           <w:rFonts w:ascii="Times New Roman" w:hAnsi="Times New Roman" w:cs="Times New Roman"/>
           <w:sz w:val="28"/>
           <w:szCs w:val="28"/>
-          <w:lang w:val="ru-RU"/>
-        </w:rPr>
-        <w:t xml:space="preserve">   Группа С2-25</w:t>
+        </w:rPr>
+        <w:tab/>
+      </w:r>
+      <w:r>
+        <w:rPr>
+          <w:rFonts w:ascii="Times New Roman" w:hAnsi="Times New Roman" w:cs="Times New Roman"/>
+          <w:sz w:val="28"/>
+          <w:szCs w:val="28"/>
+          <w:lang w:val="ru-RU"/>
+        </w:rPr>
+        <w:t>Группа С2-25</w:t>
       </w:r>
     </w:p>
     <w:p>
@@ -307,21 +315,23 @@
       <w:pPr>
         <w:pStyle w:val="Standard"/>
         <w:spacing w:after="0" w:line="360" w:lineRule="auto"/>
-        <w:rPr>
-          <w:rFonts w:ascii="Times New Roman" w:hAnsi="Times New Roman" w:cs="Times New Roman"/>
-          <w:sz w:val="28"/>
-          <w:szCs w:val="28"/>
-          <w:lang w:val="ru-RU"/>
-        </w:rPr>
-      </w:pPr>
-      <w:r>
-        <w:rPr>
-          <w:rFonts w:ascii="Times New Roman" w:hAnsi="Times New Roman" w:cs="Times New Roman"/>
-          <w:sz w:val="28"/>
-          <w:szCs w:val="28"/>
-          <w:lang w:val="ru-RU"/>
-        </w:rPr>
-        <w:t xml:space="preserve">                                                                 ДАРЬЯ АЛЕКСЕЕВНА</w:t>
+        <w:ind w:firstLine="4536"/>
+        <w:jc w:val="both"/>
+        <w:rPr>
+          <w:rFonts w:ascii="Times New Roman" w:hAnsi="Times New Roman" w:cs="Times New Roman"/>
+          <w:sz w:val="28"/>
+          <w:szCs w:val="28"/>
+          <w:lang w:val="ru-RU"/>
+        </w:rPr>
+      </w:pPr>
+      <w:r>
+        <w:rPr>
+          <w:rFonts w:ascii="Times New Roman" w:hAnsi="Times New Roman" w:cs="Times New Roman"/>
+          <w:sz w:val="28"/>
+          <w:szCs w:val="28"/>
+          <w:lang w:val="ru-RU"/>
+        </w:rPr>
+        <w:t>ДАРЬЯ АЛЕКСЕЕВНА</w:t>
       </w:r>
     </w:p>
     <w:p>
@@ -3879,7 +3889,27 @@
           <w:szCs w:val="28"/>
           <w:lang w:val="ru-RU"/>
         </w:rPr>
-        <w:t>-ле-Форе;</w:t>
+        <w:t>-</w:t>
+      </w:r>
+      <w:proofErr w:type="spellStart"/>
+      <w:r>
+        <w:rPr>
+          <w:rFonts w:ascii="Times New Roman" w:eastAsia="MS Gothic" w:hAnsi="Times New Roman" w:cs="Times New Roman"/>
+          <w:sz w:val="28"/>
+          <w:szCs w:val="28"/>
+          <w:lang w:val="ru-RU"/>
+        </w:rPr>
+        <w:t>ле</w:t>
+      </w:r>
+      <w:proofErr w:type="spellEnd"/>
+      <w:r>
+        <w:rPr>
+          <w:rFonts w:ascii="Times New Roman" w:eastAsia="MS Gothic" w:hAnsi="Times New Roman" w:cs="Times New Roman"/>
+          <w:sz w:val="28"/>
+          <w:szCs w:val="28"/>
+          <w:lang w:val="ru-RU"/>
+        </w:rPr>
+        <w:t>-Форе;</w:t>
       </w:r>
     </w:p>
     <w:p>
@@ -3949,7 +3979,27 @@
           <w:szCs w:val="28"/>
           <w:lang w:val="ru-RU"/>
         </w:rPr>
-        <w:t xml:space="preserve">-ле-Форе. В России вакцину против сибирской язвы самостоятельно создал Л.С. </w:t>
+        <w:t>-</w:t>
+      </w:r>
+      <w:proofErr w:type="spellStart"/>
+      <w:r>
+        <w:rPr>
+          <w:rFonts w:ascii="Times New Roman" w:eastAsia="MS Gothic" w:hAnsi="Times New Roman" w:cs="Times New Roman"/>
+          <w:sz w:val="28"/>
+          <w:szCs w:val="28"/>
+          <w:lang w:val="ru-RU"/>
+        </w:rPr>
+        <w:t>ле</w:t>
+      </w:r>
+      <w:proofErr w:type="spellEnd"/>
+      <w:r>
+        <w:rPr>
+          <w:rFonts w:ascii="Times New Roman" w:eastAsia="MS Gothic" w:hAnsi="Times New Roman" w:cs="Times New Roman"/>
+          <w:sz w:val="28"/>
+          <w:szCs w:val="28"/>
+          <w:lang w:val="ru-RU"/>
+        </w:rPr>
+        <w:t xml:space="preserve">-Форе. В России вакцину против сибирской язвы самостоятельно создал Л.С. </w:t>
       </w:r>
       <w:proofErr w:type="spellStart"/>
       <w:r>
@@ -4549,7 +4599,27 @@
           <w:lang w:val="ru-RU"/>
         </w:rPr>
         <w:lastRenderedPageBreak/>
-        <w:t xml:space="preserve">К 1936 году благодаря системе обязательной вакцинации натуральная оспа в СССР была полностью ликвидирована. В СССР была сформирована одна из крупнейших в мире систем санитарного просвещения и массовой вакцинации. Отечественные учёные внесли огромный вклад в мировую вакцинологию, а такие имена, как Л.С. </w:t>
+        <w:t xml:space="preserve">К 1936 году благодаря системе обязательной вакцинации натуральная оспа в СССР была полностью ликвидирована. В СССР была сформирована одна из крупнейших в мире систем санитарного просвещения и массовой вакцинации. Отечественные учёные внесли огромный вклад в мировую </w:t>
+      </w:r>
+      <w:proofErr w:type="spellStart"/>
+      <w:r>
+        <w:rPr>
+          <w:rFonts w:ascii="Times New Roman" w:eastAsia="MS Gothic" w:hAnsi="Times New Roman" w:cs="Times New Roman"/>
+          <w:sz w:val="28"/>
+          <w:szCs w:val="28"/>
+          <w:lang w:val="ru-RU"/>
+        </w:rPr>
+        <w:t>вакцинологию</w:t>
+      </w:r>
+      <w:proofErr w:type="spellEnd"/>
+      <w:r>
+        <w:rPr>
+          <w:rFonts w:ascii="Times New Roman" w:eastAsia="MS Gothic" w:hAnsi="Times New Roman" w:cs="Times New Roman"/>
+          <w:sz w:val="28"/>
+          <w:szCs w:val="28"/>
+          <w:lang w:val="ru-RU"/>
+        </w:rPr>
+        <w:t xml:space="preserve">, а такие имена, как Л.С. </w:t>
       </w:r>
       <w:proofErr w:type="spellStart"/>
       <w:r>
@@ -6404,7 +6474,7 @@
 </file>
 
 <file path=word/endnotes.xml><?xml version="1.0" encoding="utf-8"?>
-<w:endnotes xmlns:wpc="http://schemas.microsoft.com/office/word/2010/wordprocessingCanvas" xmlns:cx="http://schemas.microsoft.com/office/drawing/2014/chartex" xmlns:cx1="http://schemas.microsoft.com/office/drawing/2015/9/8/chartex" xmlns:cx2="http://schemas.microsoft.com/office/drawing/2015/10/21/chartex" xmlns:cx3="http://schemas.microsoft.com/office/drawing/2016/5/9/chartex" xmlns:cx4="http://schemas.microsoft.com/office/drawing/2016/5/10/chartex" xmlns:cx5="http://schemas.microsoft.com/office/drawing/2016/5/11/chartex" xmlns:cx6="http://schemas.microsoft.com/office/drawing/2016/5/12/chartex" xmlns:cx7="http://schemas.microsoft.com/office/drawing/2016/5/13/chartex" xmlns:cx8="http://schemas.microsoft.com/office/drawing/2016/5/14/chartex" xmlns:mc="http://schemas.openxmlformats.org/markup-compatibility/2006" xmlns:aink="http://schemas.microsoft.com/office/drawing/2016/ink" xmlns:am3d="http://schemas.microsoft.com/office/drawing/2017/model3d" xmlns:o="urn:schemas-microsoft-com:office:office" xmlns:oel="http://schemas.microsoft.com/office/2019/extlst" xmlns:r="http://schemas.openxmlformats.org/officeDocument/2006/relationships" xmlns:m="http://schemas.openxmlformats.org/officeDocument/2006/math" xmlns:v="urn:schemas-microsoft-com:vml" xmlns:wp14="http://schemas.microsoft.com/office/word/2010/wordprocessingDrawing" xmlns:wp="http://schemas.openxmlformats.org/drawingml/2006/wordprocessingDrawing" xmlns:w10="urn:schemas-microsoft-com:office:word" xmlns:w="http://schemas.openxmlformats.org/wordprocessingml/2006/main" xmlns:w14="http://schemas.microsoft.com/office/word/2010/wordml" xmlns:w15="http://schemas.microsoft.com/office/word/2012/wordml" xmlns:w16cex="http://schemas.microsoft.com/office/word/2018/wordml/cex" xmlns:w16cid="http://schemas.microsoft.com/office/word/2016/wordml/cid" xmlns:w16="http://schemas.microsoft.com/office/word/2018/wordml" xmlns:w16du="http://schemas.microsoft.com/office/word/2023/wordml/word16du" xmlns:w16sdtdh="http://schemas.microsoft.com/office/word/2020/wordml/sdtdatahash" xmlns:w16sdtfl="http://schemas.microsoft.com/office/word/2024/wordml/sdtformatlock" xmlns:w16se="http://schemas.microsoft.com/office/word/2015/wordml/symex" xmlns:wpg="http://schemas.microsoft.com/office/word/2010/wordprocessingGroup" xmlns:wpi="http://schemas.microsoft.com/office/word/2010/wordprocessingInk" xmlns:wne="http://schemas.microsoft.com/office/word/2006/wordml" xmlns:wps="http://schemas.microsoft.com/office/word/2010/wordprocessingShape" mc:Ignorable="w14 w15 w16se w16cid w16 w16cex w16sdtdh w16sdtfl w16du wp14">
+<w:endnotes xmlns:wpc="http://schemas.microsoft.com/office/word/2010/wordprocessingCanvas" xmlns:cx="http://schemas.microsoft.com/office/drawing/2014/chartex" xmlns:cx1="http://schemas.microsoft.com/office/drawing/2015/9/8/chartex" xmlns:cx2="http://schemas.microsoft.com/office/drawing/2015/10/21/chartex" xmlns:cx3="http://schemas.microsoft.com/office/drawing/2016/5/9/chartex" xmlns:cx4="http://schemas.microsoft.com/office/drawing/2016/5/10/chartex" xmlns:cx5="http://schemas.microsoft.com/office/drawing/2016/5/11/chartex" xmlns:cx6="http://schemas.microsoft.com/office/drawing/2016/5/12/chartex" xmlns:cx7="http://schemas.microsoft.com/office/drawing/2016/5/13/chartex" xmlns:cx8="http://schemas.microsoft.com/office/drawing/2016/5/14/chartex" xmlns:mc="http://schemas.openxmlformats.org/markup-compatibility/2006" xmlns:aink="http://schemas.microsoft.com/office/drawing/2016/ink" xmlns:am3d="http://schemas.microsoft.com/office/drawing/2017/model3d" xmlns:o="urn:schemas-microsoft-com:office:office" xmlns:oel="http://schemas.microsoft.com/office/2019/extlst" xmlns:r="http://schemas.openxmlformats.org/officeDocument/2006/relationships" xmlns:m="http://schemas.openxmlformats.org/officeDocument/2006/math" xmlns:v="urn:schemas-microsoft-com:vml" xmlns:wp14="http://schemas.microsoft.com/office/word/2010/wordprocessingDrawing" xmlns:wp="http://schemas.openxmlformats.org/drawingml/2006/wordprocessingDrawing" xmlns:w10="urn:schemas-microsoft-com:office:word" xmlns:w="http://schemas.openxmlformats.org/wordprocessingml/2006/main" xmlns:w14="http://schemas.microsoft.com/office/word/2010/wordml" xmlns:w15="http://schemas.microsoft.com/office/word/2012/wordml" xmlns:w16cex="http://schemas.microsoft.com/office/word/2018/wordml/cex" xmlns:w16cid="http://schemas.microsoft.com/office/word/2016/wordml/cid" xmlns:w16="http://schemas.microsoft.com/office/word/2018/wordml" xmlns:w16du="http://schemas.microsoft.com/office/word/2023/wordml/word16du" xmlns:w16sdtdh="http://schemas.microsoft.com/office/word/2020/wordml/sdtdatahash" xmlns:w16se="http://schemas.microsoft.com/office/word/2015/wordml/symex" xmlns:wpg="http://schemas.microsoft.com/office/word/2010/wordprocessingGroup" xmlns:wpi="http://schemas.microsoft.com/office/word/2010/wordprocessingInk" xmlns:wne="http://schemas.microsoft.com/office/word/2006/wordml" xmlns:wps="http://schemas.microsoft.com/office/word/2010/wordprocessingShape" mc:Ignorable="w14 w15 w16se w16cid w16 w16cex w16sdtdh wp14">
   <w:endnote w:type="separator" w:id="-1">
     <w:p>
       <w:pPr>
@@ -6429,7 +6499,7 @@
 </file>
 
 <file path=word/footer1.xml><?xml version="1.0" encoding="utf-8"?>
-<w:ftr xmlns:wpc="http://schemas.microsoft.com/office/word/2010/wordprocessingCanvas" xmlns:cx="http://schemas.microsoft.com/office/drawing/2014/chartex" xmlns:cx1="http://schemas.microsoft.com/office/drawing/2015/9/8/chartex" xmlns:cx2="http://schemas.microsoft.com/office/drawing/2015/10/21/chartex" xmlns:cx3="http://schemas.microsoft.com/office/drawing/2016/5/9/chartex" xmlns:cx4="http://schemas.microsoft.com/office/drawing/2016/5/10/chartex" xmlns:cx5="http://schemas.microsoft.com/office/drawing/2016/5/11/chartex" xmlns:cx6="http://schemas.microsoft.com/office/drawing/2016/5/12/chartex" xmlns:cx7="http://schemas.microsoft.com/office/drawing/2016/5/13/chartex" xmlns:cx8="http://schemas.microsoft.com/office/drawing/2016/5/14/chartex" xmlns:mc="http://schemas.openxmlformats.org/markup-compatibility/2006" xmlns:aink="http://schemas.microsoft.com/office/drawing/2016/ink" xmlns:am3d="http://schemas.microsoft.com/office/drawing/2017/model3d" xmlns:o="urn:schemas-microsoft-com:office:office" xmlns:oel="http://schemas.microsoft.com/office/2019/extlst" xmlns:r="http://schemas.openxmlformats.org/officeDocument/2006/relationships" xmlns:m="http://schemas.openxmlformats.org/officeDocument/2006/math" xmlns:v="urn:schemas-microsoft-com:vml" xmlns:wp14="http://schemas.microsoft.com/office/word/2010/wordprocessingDrawing" xmlns:wp="http://schemas.openxmlformats.org/drawingml/2006/wordprocessingDrawing" xmlns:w10="urn:schemas-microsoft-com:office:word" xmlns:w="http://schemas.openxmlformats.org/wordprocessingml/2006/main" xmlns:w14="http://schemas.microsoft.com/office/word/2010/wordml" xmlns:w15="http://schemas.microsoft.com/office/word/2012/wordml" xmlns:w16cex="http://schemas.microsoft.com/office/word/2018/wordml/cex" xmlns:w16cid="http://schemas.microsoft.com/office/word/2016/wordml/cid" xmlns:w16="http://schemas.microsoft.com/office/word/2018/wordml" xmlns:w16du="http://schemas.microsoft.com/office/word/2023/wordml/word16du" xmlns:w16sdtdh="http://schemas.microsoft.com/office/word/2020/wordml/sdtdatahash" xmlns:w16sdtfl="http://schemas.microsoft.com/office/word/2024/wordml/sdtformatlock" xmlns:w16se="http://schemas.microsoft.com/office/word/2015/wordml/symex" xmlns:wpg="http://schemas.microsoft.com/office/word/2010/wordprocessingGroup" xmlns:wpi="http://schemas.microsoft.com/office/word/2010/wordprocessingInk" xmlns:wne="http://schemas.microsoft.com/office/word/2006/wordml" xmlns:wps="http://schemas.microsoft.com/office/word/2010/wordprocessingShape" mc:Ignorable="w14 w15 w16se w16cid w16 w16cex w16sdtdh w16sdtfl w16du wp14">
+<w:ftr xmlns:wpc="http://schemas.microsoft.com/office/word/2010/wordprocessingCanvas" xmlns:cx="http://schemas.microsoft.com/office/drawing/2014/chartex" xmlns:cx1="http://schemas.microsoft.com/office/drawing/2015/9/8/chartex" xmlns:cx2="http://schemas.microsoft.com/office/drawing/2015/10/21/chartex" xmlns:cx3="http://schemas.microsoft.com/office/drawing/2016/5/9/chartex" xmlns:cx4="http://schemas.microsoft.com/office/drawing/2016/5/10/chartex" xmlns:cx5="http://schemas.microsoft.com/office/drawing/2016/5/11/chartex" xmlns:cx6="http://schemas.microsoft.com/office/drawing/2016/5/12/chartex" xmlns:cx7="http://schemas.microsoft.com/office/drawing/2016/5/13/chartex" xmlns:cx8="http://schemas.microsoft.com/office/drawing/2016/5/14/chartex" xmlns:mc="http://schemas.openxmlformats.org/markup-compatibility/2006" xmlns:aink="http://schemas.microsoft.com/office/drawing/2016/ink" xmlns:am3d="http://schemas.microsoft.com/office/drawing/2017/model3d" xmlns:o="urn:schemas-microsoft-com:office:office" xmlns:oel="http://schemas.microsoft.com/office/2019/extlst" xmlns:r="http://schemas.openxmlformats.org/officeDocument/2006/relationships" xmlns:m="http://schemas.openxmlformats.org/officeDocument/2006/math" xmlns:v="urn:schemas-microsoft-com:vml" xmlns:wp14="http://schemas.microsoft.com/office/word/2010/wordprocessingDrawing" xmlns:wp="http://schemas.openxmlformats.org/drawingml/2006/wordprocessingDrawing" xmlns:w10="urn:schemas-microsoft-com:office:word" xmlns:w="http://schemas.openxmlformats.org/wordprocessingml/2006/main" xmlns:w14="http://schemas.microsoft.com/office/word/2010/wordml" xmlns:w15="http://schemas.microsoft.com/office/word/2012/wordml" xmlns:w16cex="http://schemas.microsoft.com/office/word/2018/wordml/cex" xmlns:w16cid="http://schemas.microsoft.com/office/word/2016/wordml/cid" xmlns:w16="http://schemas.microsoft.com/office/word/2018/wordml" xmlns:w16du="http://schemas.microsoft.com/office/word/2023/wordml/word16du" xmlns:w16sdtdh="http://schemas.microsoft.com/office/word/2020/wordml/sdtdatahash" xmlns:w16se="http://schemas.microsoft.com/office/word/2015/wordml/symex" xmlns:wpg="http://schemas.microsoft.com/office/word/2010/wordprocessingGroup" xmlns:wpi="http://schemas.microsoft.com/office/word/2010/wordprocessingInk" xmlns:wne="http://schemas.microsoft.com/office/word/2006/wordml" xmlns:wps="http://schemas.microsoft.com/office/word/2010/wordprocessingShape" mc:Ignorable="w14 w15 w16se w16cid w16 w16cex w16sdtdh wp14">
   <w:p>
     <w:pPr>
       <w:pStyle w:val="aa"/>
@@ -6460,7 +6530,7 @@
 </file>
 
 <file path=word/footnotes.xml><?xml version="1.0" encoding="utf-8"?>
-<w:footnotes xmlns:wpc="http://schemas.microsoft.com/office/word/2010/wordprocessingCanvas" xmlns:cx="http://schemas.microsoft.com/office/drawing/2014/chartex" xmlns:cx1="http://schemas.microsoft.com/office/drawing/2015/9/8/chartex" xmlns:cx2="http://schemas.microsoft.com/office/drawing/2015/10/21/chartex" xmlns:cx3="http://schemas.microsoft.com/office/drawing/2016/5/9/chartex" xmlns:cx4="http://schemas.microsoft.com/office/drawing/2016/5/10/chartex" xmlns:cx5="http://schemas.microsoft.com/office/drawing/2016/5/11/chartex" xmlns:cx6="http://schemas.microsoft.com/office/drawing/2016/5/12/chartex" xmlns:cx7="http://schemas.microsoft.com/office/drawing/2016/5/13/chartex" xmlns:cx8="http://schemas.microsoft.com/office/drawing/2016/5/14/chartex" xmlns:mc="http://schemas.openxmlformats.org/markup-compatibility/2006" xmlns:aink="http://schemas.microsoft.com/office/drawing/2016/ink" xmlns:am3d="http://schemas.microsoft.com/office/drawing/2017/model3d" xmlns:o="urn:schemas-microsoft-com:office:office" xmlns:oel="http://schemas.microsoft.com/office/2019/extlst" xmlns:r="http://schemas.openxmlformats.org/officeDocument/2006/relationships" xmlns:m="http://schemas.openxmlformats.org/officeDocument/2006/math" xmlns:v="urn:schemas-microsoft-com:vml" xmlns:wp14="http://schemas.microsoft.com/office/word/2010/wordprocessingDrawing" xmlns:wp="http://schemas.openxmlformats.org/drawingml/2006/wordprocessingDrawing" xmlns:w10="urn:schemas-microsoft-com:office:word" xmlns:w="http://schemas.openxmlformats.org/wordprocessingml/2006/main" xmlns:w14="http://schemas.microsoft.com/office/word/2010/wordml" xmlns:w15="http://schemas.microsoft.com/office/word/2012/wordml" xmlns:w16cex="http://schemas.microsoft.com/office/word/2018/wordml/cex" xmlns:w16cid="http://schemas.microsoft.com/office/word/2016/wordml/cid" xmlns:w16="http://schemas.microsoft.com/office/word/2018/wordml" xmlns:w16du="http://schemas.microsoft.com/office/word/2023/wordml/word16du" xmlns:w16sdtdh="http://schemas.microsoft.com/office/word/2020/wordml/sdtdatahash" xmlns:w16sdtfl="http://schemas.microsoft.com/office/word/2024/wordml/sdtformatlock" xmlns:w16se="http://schemas.microsoft.com/office/word/2015/wordml/symex" xmlns:wpg="http://schemas.microsoft.com/office/word/2010/wordprocessingGroup" xmlns:wpi="http://schemas.microsoft.com/office/word/2010/wordprocessingInk" xmlns:wne="http://schemas.microsoft.com/office/word/2006/wordml" xmlns:wps="http://schemas.microsoft.com/office/word/2010/wordprocessingShape" mc:Ignorable="w14 w15 w16se w16cid w16 w16cex w16sdtdh w16sdtfl w16du wp14">
+<w:footnotes xmlns:wpc="http://schemas.microsoft.com/office/word/2010/wordprocessingCanvas" xmlns:cx="http://schemas.microsoft.com/office/drawing/2014/chartex" xmlns:cx1="http://schemas.microsoft.com/office/drawing/2015/9/8/chartex" xmlns:cx2="http://schemas.microsoft.com/office/drawing/2015/10/21/chartex" xmlns:cx3="http://schemas.microsoft.com/office/drawing/2016/5/9/chartex" xmlns:cx4="http://schemas.microsoft.com/office/drawing/2016/5/10/chartex" xmlns:cx5="http://schemas.microsoft.com/office/drawing/2016/5/11/chartex" xmlns:cx6="http://schemas.microsoft.com/office/drawing/2016/5/12/chartex" xmlns:cx7="http://schemas.microsoft.com/office/drawing/2016/5/13/chartex" xmlns:cx8="http://schemas.microsoft.com/office/drawing/2016/5/14/chartex" xmlns:mc="http://schemas.openxmlformats.org/markup-compatibility/2006" xmlns:aink="http://schemas.microsoft.com/office/drawing/2016/ink" xmlns:am3d="http://schemas.microsoft.com/office/drawing/2017/model3d" xmlns:o="urn:schemas-microsoft-com:office:office" xmlns:oel="http://schemas.microsoft.com/office/2019/extlst" xmlns:r="http://schemas.openxmlformats.org/officeDocument/2006/relationships" xmlns:m="http://schemas.openxmlformats.org/officeDocument/2006/math" xmlns:v="urn:schemas-microsoft-com:vml" xmlns:wp14="http://schemas.microsoft.com/office/word/2010/wordprocessingDrawing" xmlns:wp="http://schemas.openxmlformats.org/drawingml/2006/wordprocessingDrawing" xmlns:w10="urn:schemas-microsoft-com:office:word" xmlns:w="http://schemas.openxmlformats.org/wordprocessingml/2006/main" xmlns:w14="http://schemas.microsoft.com/office/word/2010/wordml" xmlns:w15="http://schemas.microsoft.com/office/word/2012/wordml" xmlns:w16cex="http://schemas.microsoft.com/office/word/2018/wordml/cex" xmlns:w16cid="http://schemas.microsoft.com/office/word/2016/wordml/cid" xmlns:w16="http://schemas.microsoft.com/office/word/2018/wordml" xmlns:w16du="http://schemas.microsoft.com/office/word/2023/wordml/word16du" xmlns:w16sdtdh="http://schemas.microsoft.com/office/word/2020/wordml/sdtdatahash" xmlns:w16se="http://schemas.microsoft.com/office/word/2015/wordml/symex" xmlns:wpg="http://schemas.microsoft.com/office/word/2010/wordprocessingGroup" xmlns:wpi="http://schemas.microsoft.com/office/word/2010/wordprocessingInk" xmlns:wne="http://schemas.microsoft.com/office/word/2006/wordml" xmlns:wps="http://schemas.microsoft.com/office/word/2010/wordprocessingShape" mc:Ignorable="w14 w15 w16se w16cid w16 w16cex w16sdtdh wp14">
   <w:footnote w:type="separator" w:id="-1">
     <w:p>
       <w:pPr>
@@ -6488,7 +6558,7 @@
 </file>
 
 <file path=word/numbering.xml><?xml version="1.0" encoding="utf-8"?>
-<w:numbering xmlns:wpc="http://schemas.microsoft.com/office/word/2010/wordprocessingCanvas" xmlns:cx="http://schemas.microsoft.com/office/drawing/2014/chartex" xmlns:cx1="http://schemas.microsoft.com/office/drawing/2015/9/8/chartex" xmlns:cx2="http://schemas.microsoft.com/office/drawing/2015/10/21/chartex" xmlns:cx3="http://schemas.microsoft.com/office/drawing/2016/5/9/chartex" xmlns:cx4="http://schemas.microsoft.com/office/drawing/2016/5/10/chartex" xmlns:cx5="http://schemas.microsoft.com/office/drawing/2016/5/11/chartex" xmlns:cx6="http://schemas.microsoft.com/office/drawing/2016/5/12/chartex" xmlns:cx7="http://schemas.microsoft.com/office/drawing/2016/5/13/chartex" xmlns:cx8="http://schemas.microsoft.com/office/drawing/2016/5/14/chartex" xmlns:mc="http://schemas.openxmlformats.org/markup-compatibility/2006" xmlns:aink="http://schemas.microsoft.com/office/drawing/2016/ink" xmlns:am3d="http://schemas.microsoft.com/office/drawing/2017/model3d" xmlns:o="urn:schemas-microsoft-com:office:office" xmlns:oel="http://schemas.microsoft.com/office/2019/extlst" xmlns:r="http://schemas.openxmlformats.org/officeDocument/2006/relationships" xmlns:m="http://schemas.openxmlformats.org/officeDocument/2006/math" xmlns:v="urn:schemas-microsoft-com:vml" xmlns:wp14="http://schemas.microsoft.com/office/word/2010/wordprocessingDrawing" xmlns:wp="http://schemas.openxmlformats.org/drawingml/2006/wordprocessingDrawing" xmlns:w10="urn:schemas-microsoft-com:office:word" xmlns:w="http://schemas.openxmlformats.org/wordprocessingml/2006/main" xmlns:w14="http://schemas.microsoft.com/office/word/2010/wordml" xmlns:w15="http://schemas.microsoft.com/office/word/2012/wordml" xmlns:w16cex="http://schemas.microsoft.com/office/word/2018/wordml/cex" xmlns:w16cid="http://schemas.microsoft.com/office/word/2016/wordml/cid" xmlns:w16="http://schemas.microsoft.com/office/word/2018/wordml" xmlns:w16du="http://schemas.microsoft.com/office/word/2023/wordml/word16du" xmlns:w16sdtdh="http://schemas.microsoft.com/office/word/2020/wordml/sdtdatahash" xmlns:w16sdtfl="http://schemas.microsoft.com/office/word/2024/wordml/sdtformatlock" xmlns:w16se="http://schemas.microsoft.com/office/word/2015/wordml/symex" xmlns:wpg="http://schemas.microsoft.com/office/word/2010/wordprocessingGroup" xmlns:wpi="http://schemas.microsoft.com/office/word/2010/wordprocessingInk" xmlns:wne="http://schemas.microsoft.com/office/word/2006/wordml" xmlns:wps="http://schemas.microsoft.com/office/word/2010/wordprocessingShape" mc:Ignorable="w14 w15 w16se w16cid w16 w16cex w16sdtdh w16sdtfl w16du wp14">
+<w:numbering xmlns:wpc="http://schemas.microsoft.com/office/word/2010/wordprocessingCanvas" xmlns:cx="http://schemas.microsoft.com/office/drawing/2014/chartex" xmlns:cx1="http://schemas.microsoft.com/office/drawing/2015/9/8/chartex" xmlns:cx2="http://schemas.microsoft.com/office/drawing/2015/10/21/chartex" xmlns:cx3="http://schemas.microsoft.com/office/drawing/2016/5/9/chartex" xmlns:cx4="http://schemas.microsoft.com/office/drawing/2016/5/10/chartex" xmlns:cx5="http://schemas.microsoft.com/office/drawing/2016/5/11/chartex" xmlns:cx6="http://schemas.microsoft.com/office/drawing/2016/5/12/chartex" xmlns:cx7="http://schemas.microsoft.com/office/drawing/2016/5/13/chartex" xmlns:cx8="http://schemas.microsoft.com/office/drawing/2016/5/14/chartex" xmlns:mc="http://schemas.openxmlformats.org/markup-compatibility/2006" xmlns:aink="http://schemas.microsoft.com/office/drawing/2016/ink" xmlns:am3d="http://schemas.microsoft.com/office/drawing/2017/model3d" xmlns:o="urn:schemas-microsoft-com:office:office" xmlns:oel="http://schemas.microsoft.com/office/2019/extlst" xmlns:r="http://schemas.openxmlformats.org/officeDocument/2006/relationships" xmlns:m="http://schemas.openxmlformats.org/officeDocument/2006/math" xmlns:v="urn:schemas-microsoft-com:vml" xmlns:wp14="http://schemas.microsoft.com/office/word/2010/wordprocessingDrawing" xmlns:wp="http://schemas.openxmlformats.org/drawingml/2006/wordprocessingDrawing" xmlns:w10="urn:schemas-microsoft-com:office:word" xmlns:w="http://schemas.openxmlformats.org/wordprocessingml/2006/main" xmlns:w14="http://schemas.microsoft.com/office/word/2010/wordml" xmlns:w15="http://schemas.microsoft.com/office/word/2012/wordml" xmlns:w16cex="http://schemas.microsoft.com/office/word/2018/wordml/cex" xmlns:w16cid="http://schemas.microsoft.com/office/word/2016/wordml/cid" xmlns:w16="http://schemas.microsoft.com/office/word/2018/wordml" xmlns:w16du="http://schemas.microsoft.com/office/word/2023/wordml/word16du" xmlns:w16sdtdh="http://schemas.microsoft.com/office/word/2020/wordml/sdtdatahash" xmlns:w16se="http://schemas.microsoft.com/office/word/2015/wordml/symex" xmlns:wpg="http://schemas.microsoft.com/office/word/2010/wordprocessingGroup" xmlns:wpi="http://schemas.microsoft.com/office/word/2010/wordprocessingInk" xmlns:wne="http://schemas.microsoft.com/office/word/2006/wordml" xmlns:wps="http://schemas.microsoft.com/office/word/2010/wordprocessingShape" mc:Ignorable="w14 w15 w16se w16cid w16 w16cex w16sdtdh wp14">
   <w:abstractNum w:abstractNumId="0" w15:restartNumberingAfterBreak="0">
     <w:nsid w:val="12754F41"/>
     <w:multiLevelType w:val="multilevel"/>
@@ -8639,7 +8709,7 @@
 </file>
 
 <file path=word/styles.xml><?xml version="1.0" encoding="utf-8"?>
-<w:styles xmlns:mc="http://schemas.openxmlformats.org/markup-compatibility/2006" xmlns:r="http://schemas.openxmlformats.org/officeDocument/2006/relationships" xmlns:w="http://schemas.openxmlformats.org/wordprocessingml/2006/main" xmlns:w14="http://schemas.microsoft.com/office/word/2010/wordml" xmlns:w15="http://schemas.microsoft.com/office/word/2012/wordml" xmlns:w16cex="http://schemas.microsoft.com/office/word/2018/wordml/cex" xmlns:w16cid="http://schemas.microsoft.com/office/word/2016/wordml/cid" xmlns:w16="http://schemas.microsoft.com/office/word/2018/wordml" xmlns:w16du="http://schemas.microsoft.com/office/word/2023/wordml/word16du" xmlns:w16sdtdh="http://schemas.microsoft.com/office/word/2020/wordml/sdtdatahash" xmlns:w16sdtfl="http://schemas.microsoft.com/office/word/2024/wordml/sdtformatlock" xmlns:w16se="http://schemas.microsoft.com/office/word/2015/wordml/symex" mc:Ignorable="w14 w15 w16se w16cid w16 w16cex w16sdtdh w16sdtfl w16du">
+<w:styles xmlns:mc="http://schemas.openxmlformats.org/markup-compatibility/2006" xmlns:r="http://schemas.openxmlformats.org/officeDocument/2006/relationships" xmlns:w="http://schemas.openxmlformats.org/wordprocessingml/2006/main" xmlns:w14="http://schemas.microsoft.com/office/word/2010/wordml" xmlns:w15="http://schemas.microsoft.com/office/word/2012/wordml" xmlns:w16cex="http://schemas.microsoft.com/office/word/2018/wordml/cex" xmlns:w16cid="http://schemas.microsoft.com/office/word/2016/wordml/cid" xmlns:w16="http://schemas.microsoft.com/office/word/2018/wordml" xmlns:w16sdtdh="http://schemas.microsoft.com/office/word/2020/wordml/sdtdatahash" xmlns:w16se="http://schemas.microsoft.com/office/word/2015/wordml/symex" mc:Ignorable="w14 w15 w16se w16cid w16 w16cex w16sdtdh">
   <w:docDefaults>
     <w:rPrDefault>
       <w:rPr>
